--- a/Documents/Requirements/Originals/PsapSimulatorSrs1.1.docx
+++ b/Documents/Requirements/Originals/PsapSimulatorSrs1.1.docx
@@ -20443,12 +20443,7 @@
       </w:pPr>
       <w:r>
         <w:lastRenderedPageBreak/>
-        <w:t xml:space="preserve">Notifying </w:t>
-      </w:r>
-      <w:bookmarkStart w:id="95" w:name="_GoBack"/>
-      <w:bookmarkEnd w:id="95"/>
-      <w:r>
-        <w:t>organization (organization that originated the AACN information)</w:t>
+        <w:t>Notifying organization (organization that originated the AACN information)</w:t>
       </w:r>
     </w:p>
     <w:p>
@@ -20509,11 +20504,11 @@
       <w:pPr>
         <w:pStyle w:val="Heading3"/>
       </w:pPr>
-      <w:bookmarkStart w:id="96" w:name="_Toc222470863"/>
+      <w:bookmarkStart w:id="95" w:name="_Toc222470863"/>
       <w:r>
         <w:t>Selected Call Display Actions</w:t>
       </w:r>
-      <w:bookmarkEnd w:id="96"/>
+      <w:bookmarkEnd w:id="95"/>
     </w:p>
     <w:p>
       <w:r>
@@ -20632,80 +20627,80 @@
       <w:pPr>
         <w:pStyle w:val="Heading4"/>
       </w:pPr>
-      <w:bookmarkStart w:id="97" w:name="_Toc222470864"/>
+      <w:bookmarkStart w:id="96" w:name="_Toc222470864"/>
       <w:r>
         <w:t>Answer Button Operation</w:t>
       </w:r>
+      <w:bookmarkEnd w:id="96"/>
+    </w:p>
+    <w:p>
+      <w:r>
+        <w:t>If the call is in the Hold, Auto-Answer</w:t>
+      </w:r>
+      <w:r>
+        <w:t>ed</w:t>
+      </w:r>
+      <w:r>
+        <w:t xml:space="preserve"> or Ringing states then the Answer button shall cause the application to answer the call and connect the user to the caller with all enabled media types</w:t>
+      </w:r>
+      <w:r>
+        <w:t xml:space="preserve"> offered with the incoming call.</w:t>
+      </w:r>
+    </w:p>
+    <w:p>
+      <w:r>
+        <w:t>If there is another call that is in the On-Line state when the user answers the current call, then the application shall automatically place that call in the Hold state.</w:t>
+      </w:r>
+    </w:p>
+    <w:p>
+      <w:r>
+        <w:t>If the call is in the On-Line state then the Answer button shall perform no action.</w:t>
+      </w:r>
+    </w:p>
+    <w:p>
+      <w:pPr>
+        <w:pStyle w:val="Heading4"/>
+      </w:pPr>
+      <w:bookmarkStart w:id="97" w:name="_Toc222470865"/>
+      <w:r>
+        <w:t>Hold Button Operation</w:t>
+      </w:r>
       <w:bookmarkEnd w:id="97"/>
     </w:p>
     <w:p>
       <w:r>
-        <w:t>If the call is in the Hold, Auto-Answer</w:t>
-      </w:r>
-      <w:r>
-        <w:t>ed</w:t>
-      </w:r>
-      <w:r>
-        <w:t xml:space="preserve"> or Ringing states then the Answer button shall cause the application to answer the call and connect the user to the caller with all enabled media types</w:t>
-      </w:r>
-      <w:r>
-        <w:t xml:space="preserve"> offered with the incoming call.</w:t>
-      </w:r>
-    </w:p>
-    <w:p>
-      <w:r>
-        <w:t>If there is another call that is in the On-Line state when the user answers the current call, then the application shall automatically place that call in the Hold state.</w:t>
-      </w:r>
-    </w:p>
-    <w:p>
-      <w:r>
-        <w:t>If the call is in the On-Line state then the Answer button shall perform no action.</w:t>
+        <w:t>If the call is in the On-Line or Auto-Answered states then the Hold button shall put the current call on-hold. The Hold button shall perform no action if the call is in any of the other states.</w:t>
       </w:r>
     </w:p>
     <w:p>
       <w:pPr>
         <w:pStyle w:val="Heading4"/>
       </w:pPr>
-      <w:bookmarkStart w:id="98" w:name="_Toc222470865"/>
-      <w:r>
-        <w:t>Hold Button Operation</w:t>
+      <w:bookmarkStart w:id="98" w:name="_Toc222470866"/>
+      <w:r>
+        <w:t>End Call Button Operation</w:t>
       </w:r>
       <w:bookmarkEnd w:id="98"/>
     </w:p>
     <w:p>
       <w:r>
-        <w:t>If the call is in the On-Line or Auto-Answered states then the Hold button shall put the current call on-hold. The Hold button shall perform no action if the call is in any of the other states.</w:t>
+        <w:t>This button ends the current call and closes this form.</w:t>
+      </w:r>
+    </w:p>
+    <w:p>
+      <w:r>
+        <w:t>If the call is in the Ringing state when the End Call button is pressed, the application shall terminate the incoming call with a 486 Busy Here SIP response.</w:t>
       </w:r>
     </w:p>
     <w:p>
       <w:pPr>
         <w:pStyle w:val="Heading4"/>
       </w:pPr>
-      <w:bookmarkStart w:id="99" w:name="_Toc222470866"/>
-      <w:r>
-        <w:t>End Call Button Operation</w:t>
+      <w:bookmarkStart w:id="99" w:name="_Toc222470867"/>
+      <w:r>
+        <w:t>Add Media Button Operation</w:t>
       </w:r>
       <w:bookmarkEnd w:id="99"/>
-    </w:p>
-    <w:p>
-      <w:r>
-        <w:t>This button ends the current call and closes this form.</w:t>
-      </w:r>
-    </w:p>
-    <w:p>
-      <w:r>
-        <w:t>If the call is in the Ringing state when the End Call button is pressed, the application shall terminate the incoming call with a 486 Busy Here SIP response.</w:t>
-      </w:r>
-    </w:p>
-    <w:p>
-      <w:pPr>
-        <w:pStyle w:val="Heading4"/>
-      </w:pPr>
-      <w:bookmarkStart w:id="100" w:name="_Toc222470867"/>
-      <w:r>
-        <w:t>Add Media Button Operation</w:t>
-      </w:r>
-      <w:bookmarkEnd w:id="100"/>
     </w:p>
     <w:p>
       <w:r>
@@ -20800,7 +20795,7 @@
       <w:pPr>
         <w:pStyle w:val="Heading4"/>
       </w:pPr>
-      <w:bookmarkStart w:id="101" w:name="_Toc222470868"/>
+      <w:bookmarkStart w:id="100" w:name="_Toc222470868"/>
       <w:r>
         <w:t xml:space="preserve">Conference </w:t>
       </w:r>
@@ -20810,7 +20805,7 @@
       <w:r>
         <w:t>ontrols</w:t>
       </w:r>
-      <w:bookmarkEnd w:id="101"/>
+      <w:bookmarkEnd w:id="100"/>
     </w:p>
     <w:p>
       <w:r>
@@ -20904,11 +20899,11 @@
       <w:pPr>
         <w:pStyle w:val="Heading2"/>
       </w:pPr>
-      <w:bookmarkStart w:id="102" w:name="_Toc222470869"/>
+      <w:bookmarkStart w:id="101" w:name="_Toc222470869"/>
       <w:r>
         <w:t>Call Queue Display Requirements</w:t>
       </w:r>
-      <w:bookmarkEnd w:id="102"/>
+      <w:bookmarkEnd w:id="101"/>
     </w:p>
     <w:p>
       <w:r>
@@ -21139,10 +21134,25 @@
       <w:pPr>
         <w:pStyle w:val="Heading2"/>
       </w:pPr>
-      <w:bookmarkStart w:id="103" w:name="_Toc222470870"/>
+      <w:bookmarkStart w:id="102" w:name="_Toc222470870"/>
       <w:r>
         <w:t>Call History Storage and Display Requirements</w:t>
       </w:r>
+      <w:bookmarkEnd w:id="102"/>
+    </w:p>
+    <w:p>
+      <w:r>
+        <w:t>TBD</w:t>
+      </w:r>
+    </w:p>
+    <w:p>
+      <w:pPr>
+        <w:pStyle w:val="Heading2"/>
+      </w:pPr>
+      <w:bookmarkStart w:id="103" w:name="_Toc222470871"/>
+      <w:r>
+        <w:t>Non-Interactive Call Display Requirements</w:t>
+      </w:r>
       <w:bookmarkEnd w:id="103"/>
     </w:p>
     <w:p>
@@ -21151,35 +21161,20 @@
       </w:r>
     </w:p>
     <w:p>
-      <w:pPr>
-        <w:pStyle w:val="Heading2"/>
-      </w:pPr>
-      <w:bookmarkStart w:id="104" w:name="_Toc222470871"/>
-      <w:r>
-        <w:t>Non-Interactive Call Display Requirements</w:t>
+      <w:r>
+        <w:br w:type="page"/>
+      </w:r>
+    </w:p>
+    <w:p/>
+    <w:p>
+      <w:pPr>
+        <w:pStyle w:val="Heading1"/>
+      </w:pPr>
+      <w:bookmarkStart w:id="104" w:name="_Toc222470872"/>
+      <w:r>
+        <w:t>Application Configuration Settings</w:t>
       </w:r>
       <w:bookmarkEnd w:id="104"/>
-    </w:p>
-    <w:p>
-      <w:r>
-        <w:t>TBD</w:t>
-      </w:r>
-    </w:p>
-    <w:p>
-      <w:r>
-        <w:br w:type="page"/>
-      </w:r>
-    </w:p>
-    <w:p/>
-    <w:p>
-      <w:pPr>
-        <w:pStyle w:val="Heading1"/>
-      </w:pPr>
-      <w:bookmarkStart w:id="105" w:name="_Toc222470872"/>
-      <w:r>
-        <w:t>Application Configuration Settings</w:t>
-      </w:r>
-      <w:bookmarkEnd w:id="105"/>
     </w:p>
     <w:p>
       <w:r>
@@ -21227,11 +21222,11 @@
           <w:numId w:val="0"/>
         </w:numPr>
       </w:pPr>
-      <w:bookmarkStart w:id="106" w:name="_Toc222470873"/>
+      <w:bookmarkStart w:id="105" w:name="_Toc222470873"/>
       <w:r>
         <w:t>Network Settings</w:t>
       </w:r>
-      <w:bookmarkEnd w:id="106"/>
+      <w:bookmarkEnd w:id="105"/>
     </w:p>
     <w:p/>
     <w:tbl>
@@ -21697,12 +21692,12 @@
       <w:pPr>
         <w:pStyle w:val="Heading3"/>
       </w:pPr>
-      <w:bookmarkStart w:id="107" w:name="_Toc222470874"/>
+      <w:bookmarkStart w:id="106" w:name="_Toc222470874"/>
       <w:r>
         <w:lastRenderedPageBreak/>
         <w:t>Media Port Ranges</w:t>
       </w:r>
-      <w:bookmarkEnd w:id="107"/>
+      <w:bookmarkEnd w:id="106"/>
     </w:p>
     <w:p>
       <w:r>
@@ -21936,11 +21931,11 @@
       <w:pPr>
         <w:pStyle w:val="Heading2"/>
       </w:pPr>
-      <w:bookmarkStart w:id="108" w:name="_Toc222470875"/>
+      <w:bookmarkStart w:id="107" w:name="_Toc222470875"/>
       <w:r>
         <w:t>Certificate Settings</w:t>
       </w:r>
-      <w:bookmarkEnd w:id="108"/>
+      <w:bookmarkEnd w:id="107"/>
     </w:p>
     <w:p>
       <w:r>
@@ -21990,34 +21985,57 @@
       <w:pPr>
         <w:pStyle w:val="Heading2"/>
       </w:pPr>
-      <w:bookmarkStart w:id="109" w:name="_Toc222470876"/>
+      <w:bookmarkStart w:id="108" w:name="_Toc222470876"/>
       <w:r>
         <w:t>Call Han</w:t>
       </w:r>
       <w:r>
         <w:t>dling Settings</w:t>
       </w:r>
+      <w:bookmarkEnd w:id="108"/>
+    </w:p>
+    <w:p>
+      <w:pPr>
+        <w:pStyle w:val="Heading3"/>
+      </w:pPr>
+      <w:bookmarkStart w:id="109" w:name="_Toc222470877"/>
+      <w:r>
+        <w:t>Maximum Calls</w:t>
+      </w:r>
       <w:bookmarkEnd w:id="109"/>
     </w:p>
     <w:p>
+      <w:r>
+        <w:t xml:space="preserve">This setting shall specify the maximum number of simultaneous calls that the application can handle. If a new call arrives when the application is already handling the maximum number of calls then the application shall reject the new call with a </w:t>
+      </w:r>
+      <w:r>
+        <w:t xml:space="preserve">SIP </w:t>
+      </w:r>
+      <w:r>
+        <w:t>486 Busy Here response.</w:t>
+      </w:r>
+    </w:p>
+    <w:p>
+      <w:r>
+        <w:t>The minimum setting shall be 1. The default setting shall be 10. There is no maximum setting at this time.</w:t>
+      </w:r>
+    </w:p>
+    <w:p>
       <w:pPr>
         <w:pStyle w:val="Heading3"/>
       </w:pPr>
-      <w:bookmarkStart w:id="110" w:name="_Toc222470877"/>
-      <w:r>
-        <w:t>Maximum Calls</w:t>
+      <w:bookmarkStart w:id="110" w:name="_Toc222470878"/>
+      <w:r>
+        <w:t>Non-Interactive Maximum Calls</w:t>
       </w:r>
       <w:bookmarkEnd w:id="110"/>
     </w:p>
     <w:p>
       <w:r>
-        <w:t xml:space="preserve">This setting shall specify the maximum number of simultaneous calls that the application can handle. If a new call arrives when the application is already handling the maximum number of calls then the application shall reject the new call with a </w:t>
-      </w:r>
-      <w:r>
-        <w:t xml:space="preserve">SIP </w:t>
-      </w:r>
-      <w:r>
-        <w:t>486 Busy Here response.</w:t>
+        <w:t xml:space="preserve">This setting shall specify the maximum number of simultaneous non-interactive calls that the application can handle. </w:t>
+      </w:r>
+      <w:r>
+        <w:t>The application shall respond with a SIP 486 Busy Here response if a non-interactive call arrives while the application is handing this number of calls.</w:t>
       </w:r>
     </w:p>
     <w:p>
@@ -22029,72 +22047,49 @@
       <w:pPr>
         <w:pStyle w:val="Heading3"/>
       </w:pPr>
-      <w:bookmarkStart w:id="111" w:name="_Toc222470878"/>
-      <w:r>
-        <w:t>Non-Interactive Maximum Calls</w:t>
+      <w:bookmarkStart w:id="111" w:name="_Toc222470879"/>
+      <w:r>
+        <w:t>Auto Answer</w:t>
       </w:r>
       <w:bookmarkEnd w:id="111"/>
     </w:p>
     <w:p>
       <w:r>
-        <w:t xml:space="preserve">This setting shall specify the maximum number of simultaneous non-interactive calls that the application can handle. </w:t>
-      </w:r>
-      <w:r>
-        <w:t>The application shall respond with a SIP 486 Busy Here response if a non-interactive call arrives while the application is handing this number of calls.</w:t>
-      </w:r>
-    </w:p>
-    <w:p>
-      <w:r>
-        <w:t>The minimum setting shall be 1. The default setting shall be 10. There is no maximum setting at this time.</w:t>
+        <w:t>This is an on/off setting. If Auto Answer is on, then the application shall automatically answer</w:t>
+      </w:r>
+      <w:r>
+        <w:t xml:space="preserve"> all</w:t>
+      </w:r>
+      <w:r>
+        <w:t xml:space="preserve"> incoming calls. If Auto Answer is off then the application shall set the call state to ringing.</w:t>
       </w:r>
     </w:p>
     <w:p>
       <w:pPr>
         <w:pStyle w:val="Heading3"/>
       </w:pPr>
-      <w:bookmarkStart w:id="112" w:name="_Toc222470879"/>
-      <w:r>
-        <w:t>Auto Answer</w:t>
-      </w:r>
-      <w:bookmarkEnd w:id="112"/>
-    </w:p>
-    <w:p>
-      <w:r>
-        <w:t>This is an on/off setting. If Auto Answer is on, then the application shall automatically answer</w:t>
-      </w:r>
-      <w:r>
-        <w:t xml:space="preserve"> all</w:t>
-      </w:r>
-      <w:r>
-        <w:t xml:space="preserve"> incoming calls. If Auto Answer is off then the application shall set the call state to ringing.</w:t>
-      </w:r>
-    </w:p>
-    <w:p>
-      <w:pPr>
-        <w:pStyle w:val="Heading3"/>
-      </w:pPr>
-      <w:bookmarkStart w:id="113" w:name="_Toc222470880"/>
+      <w:bookmarkStart w:id="112" w:name="_Toc222470880"/>
       <w:r>
         <w:lastRenderedPageBreak/>
         <w:t>Media Source Settings</w:t>
       </w:r>
+      <w:bookmarkEnd w:id="112"/>
+    </w:p>
+    <w:p>
+      <w:pPr>
+        <w:pStyle w:val="Heading4"/>
+      </w:pPr>
+      <w:bookmarkStart w:id="113" w:name="_Toc222470881"/>
+      <w:r>
+        <w:t xml:space="preserve">Auto Answer </w:t>
+      </w:r>
+      <w:r>
+        <w:t>Media</w:t>
+      </w:r>
+      <w:r>
+        <w:t xml:space="preserve"> Source Settings</w:t>
+      </w:r>
       <w:bookmarkEnd w:id="113"/>
-    </w:p>
-    <w:p>
-      <w:pPr>
-        <w:pStyle w:val="Heading4"/>
-      </w:pPr>
-      <w:bookmarkStart w:id="114" w:name="_Toc222470881"/>
-      <w:r>
-        <w:t xml:space="preserve">Auto Answer </w:t>
-      </w:r>
-      <w:r>
-        <w:t>Media</w:t>
-      </w:r>
-      <w:r>
-        <w:t xml:space="preserve"> Source Settings</w:t>
-      </w:r>
-      <w:bookmarkEnd w:id="114"/>
     </w:p>
     <w:p>
       <w:r>
@@ -22116,7 +22111,12 @@
         </w:numPr>
       </w:pPr>
       <w:r>
-        <w:t>Audio auto answer recording file</w:t>
+        <w:t>A</w:t>
+      </w:r>
+      <w:bookmarkStart w:id="114" w:name="_GoBack"/>
+      <w:bookmarkEnd w:id="114"/>
+      <w:r>
+        <w:t>udio auto answer recording file</w:t>
       </w:r>
     </w:p>
     <w:p>
@@ -22147,9 +22147,6 @@
       </w:r>
       <w:r>
         <w:t xml:space="preserve"> text message</w:t>
-      </w:r>
-      <w:r>
-        <w:t xml:space="preserve"> message</w:t>
       </w:r>
     </w:p>
     <w:p>
@@ -25068,7 +25065,7 @@
           <w:rPr>
             <w:noProof/>
           </w:rPr>
-          <w:t>35</w:t>
+          <w:t>40</w:t>
         </w:r>
         <w:r>
           <w:rPr>
@@ -31916,7 +31913,7 @@
 </file>
 
 <file path=customXml/itemProps1.xml><?xml version="1.0" encoding="utf-8"?>
-<ds:datastoreItem xmlns:ds="http://schemas.openxmlformats.org/officeDocument/2006/customXml" ds:itemID="{E3F5EE7C-726A-4E68-B1F3-F11A24E004D9}">
+<ds:datastoreItem xmlns:ds="http://schemas.openxmlformats.org/officeDocument/2006/customXml" ds:itemID="{85005752-CCE2-439B-97A6-ABE035B597A9}">
   <ds:schemaRefs>
     <ds:schemaRef ds:uri="http://schemas.openxmlformats.org/officeDocument/2006/bibliography"/>
   </ds:schemaRefs>
